--- a/docs/handouts/Ch06_PullToy_STUDENT.docx
+++ b/docs/handouts/Ch06_PullToy_STUDENT.docx
@@ -2883,6 +2883,353 @@
           <w:szCs w:val="17"/>
         </w:rPr>
         <w:t xml:space="preserve">An eccentric cam and follower, dimensioned. The follower's throw (total up-and-down travel) is exactly 2 × the offset e — move the shaft farther off-center for a bigger bob, closer to the middle for a gentle nod.</w:t>
+      </w:r>
+    </w:p>
+    <w:p>
+      <w:pPr>
+        <w:pBdr>
+          <w:bottom w:val="single" w:color="2E75B6" w:sz="6" w:space="2"/>
+        </w:pBdr>
+        <w:spacing w:after="70" w:before="200"/>
+      </w:pPr>
+      <w:r>
+        <w:rPr>
+          <w:b/>
+          <w:bCs/>
+          <w:i w:val="false"/>
+          <w:iCs w:val="false"/>
+          <w:color w:val="2E75B6"/>
+          <w:sz w:val="24"/>
+          <w:szCs w:val="24"/>
+        </w:rPr>
+        <w:t xml:space="preserve">Code It — Make It Drive</w:t>
+      </w:r>
+    </w:p>
+    <w:p>
+      <w:pPr>
+        <w:spacing w:after="40" w:before="0" w:line="264"/>
+      </w:pPr>
+      <w:r>
+        <w:rPr>
+          <w:b w:val="false"/>
+          <w:bCs w:val="false"/>
+          <w:i w:val="false"/>
+          <w:iCs w:val="false"/>
+        </w:rPr>
+        <w:t xml:space="preserve">Anything that drives needs </w:t>
+      </w:r>
+      <w:r>
+        <w:rPr>
+          <w:b/>
+          <w:bCs/>
+          <w:i w:val="false"/>
+          <w:iCs w:val="false"/>
+        </w:rPr>
+        <w:t xml:space="preserve">two</w:t>
+      </w:r>
+      <w:r>
+        <w:rPr>
+          <w:b w:val="false"/>
+          <w:bCs w:val="false"/>
+          <w:i w:val="false"/>
+          <w:iCs w:val="false"/>
+        </w:rPr>
+        <w:t xml:space="preserve"> motors — and the right one is mounted backwards, so you flag it with </w:t>
+      </w:r>
+      <w:r>
+        <w:rPr>
+          <w:b/>
+          <w:bCs/>
+          <w:i w:val="false"/>
+          <w:iCs w:val="false"/>
+        </w:rPr>
+        <w:t xml:space="preserve">true</w:t>
+      </w:r>
+      <w:r>
+        <w:rPr>
+          <w:b w:val="false"/>
+          <w:bCs w:val="false"/>
+          <w:i w:val="false"/>
+          <w:iCs w:val="false"/>
+        </w:rPr>
+        <w:t xml:space="preserve">. This time, also add one line up in the devices area (above main):</w:t>
+      </w:r>
+    </w:p>
+    <w:p>
+      <w:pPr>
+        <w:spacing w:after="30" w:before="150"/>
+      </w:pPr>
+      <w:r>
+        <w:rPr>
+          <w:rFonts w:ascii="Consolas" w:cs="Consolas" w:eastAsia="Consolas" w:hAnsi="Consolas"/>
+          <w:b/>
+          <w:bCs/>
+          <w:i w:val="false"/>
+          <w:iCs w:val="false"/>
+          <w:color w:val="2E75B6"/>
+          <w:sz w:val="16"/>
+          <w:szCs w:val="16"/>
+        </w:rPr>
+        <w:t xml:space="preserve">Add this in the devices area</w:t>
+      </w:r>
+    </w:p>
+    <w:tbl>
+      <w:tblPr>
+        <w:tblW w:type="dxa" w:w="9360"/>
+        <w:tblBorders>
+          <w:top w:val="none"/>
+          <w:left w:val="single" w:color="2E75B6" w:sz="18"/>
+          <w:bottom w:val="none"/>
+          <w:right w:val="none"/>
+          <w:insideH w:val="none"/>
+          <w:insideV w:val="none"/>
+        </w:tblBorders>
+      </w:tblPr>
+      <w:tblGrid>
+        <w:gridCol w:w="100"/>
+      </w:tblGrid>
+      <w:tr>
+        <w:tc>
+          <w:tcPr>
+            <w:tcW w:type="dxa" w:w="9360"/>
+            <w:shd w:fill="F4F4F4" w:val="clear"/>
+            <w:tcMar>
+              <w:top w:type="dxa" w:w="90"/>
+              <w:left w:type="dxa" w:w="150"/>
+              <w:bottom w:type="dxa" w:w="90"/>
+              <w:right w:type="dxa" w:w="150"/>
+            </w:tcMar>
+          </w:tcPr>
+          <w:p>
+            <w:pPr>
+              <w:spacing w:after="0" w:before="0" w:line="238"/>
+            </w:pPr>
+            <w:r>
+              <w:rPr>
+                <w:rFonts w:ascii="Consolas" w:cs="Consolas" w:eastAsia="Consolas" w:hAnsi="Consolas"/>
+                <w:b w:val="false"/>
+                <w:bCs w:val="false"/>
+                <w:i w:val="false"/>
+                <w:iCs w:val="false"/>
+                <w:color w:val="243240"/>
+                <w:sz w:val="18"/>
+                <w:szCs w:val="18"/>
+              </w:rPr>
+              <w:t xml:space="preserve">motor rightMotor = motor(PORT6, true);</w:t>
+            </w:r>
+          </w:p>
+        </w:tc>
+      </w:tr>
+    </w:tbl>
+    <w:p>
+      <w:pPr>
+        <w:spacing w:after="40" w:before="20" w:line="264"/>
+      </w:pPr>
+      <w:r>
+        <w:rPr>
+          <w:b w:val="false"/>
+          <w:bCs w:val="false"/>
+          <w:i w:val="false"/>
+          <w:iCs w:val="false"/>
+        </w:rPr>
+        <w:t xml:space="preserve">Then, in the marked region:</w:t>
+      </w:r>
+    </w:p>
+    <w:p>
+      <w:pPr>
+        <w:spacing w:after="30" w:before="150"/>
+      </w:pPr>
+      <w:r>
+        <w:rPr>
+          <w:rFonts w:ascii="Consolas" w:cs="Consolas" w:eastAsia="Consolas" w:hAnsi="Consolas"/>
+          <w:b/>
+          <w:bCs/>
+          <w:i w:val="false"/>
+          <w:iCs w:val="false"/>
+          <w:color w:val="2E75B6"/>
+          <w:sz w:val="16"/>
+          <w:szCs w:val="16"/>
+        </w:rPr>
+        <w:t xml:space="preserve">Type this in the marked region</w:t>
+      </w:r>
+    </w:p>
+    <w:tbl>
+      <w:tblPr>
+        <w:tblW w:type="dxa" w:w="9360"/>
+        <w:tblBorders>
+          <w:top w:val="none"/>
+          <w:left w:val="single" w:color="2E75B6" w:sz="18"/>
+          <w:bottom w:val="none"/>
+          <w:right w:val="none"/>
+          <w:insideH w:val="none"/>
+          <w:insideV w:val="none"/>
+        </w:tblBorders>
+      </w:tblPr>
+      <w:tblGrid>
+        <w:gridCol w:w="100"/>
+      </w:tblGrid>
+      <w:tr>
+        <w:tc>
+          <w:tcPr>
+            <w:tcW w:type="dxa" w:w="9360"/>
+            <w:shd w:fill="F4F4F4" w:val="clear"/>
+            <w:tcMar>
+              <w:top w:type="dxa" w:w="90"/>
+              <w:left w:type="dxa" w:w="150"/>
+              <w:bottom w:type="dxa" w:w="90"/>
+              <w:right w:type="dxa" w:w="150"/>
+            </w:tcMar>
+          </w:tcPr>
+          <w:p>
+            <w:pPr>
+              <w:spacing w:after="0" w:before="0" w:line="238"/>
+            </w:pPr>
+            <w:r>
+              <w:rPr>
+                <w:rFonts w:ascii="Consolas" w:cs="Consolas" w:eastAsia="Consolas" w:hAnsi="Consolas"/>
+                <w:b w:val="false"/>
+                <w:bCs w:val="false"/>
+                <w:i w:val="false"/>
+                <w:iCs w:val="false"/>
+                <w:color w:val="243240"/>
+                <w:sz w:val="18"/>
+                <w:szCs w:val="18"/>
+              </w:rPr>
+              <w:t xml:space="preserve">leftMotor.setVelocity(50, percent);</w:t>
+            </w:r>
+          </w:p>
+          <w:p>
+            <w:pPr>
+              <w:spacing w:after="0" w:before="0" w:line="238"/>
+            </w:pPr>
+            <w:r>
+              <w:rPr>
+                <w:rFonts w:ascii="Consolas" w:cs="Consolas" w:eastAsia="Consolas" w:hAnsi="Consolas"/>
+                <w:b w:val="false"/>
+                <w:bCs w:val="false"/>
+                <w:i w:val="false"/>
+                <w:iCs w:val="false"/>
+                <w:color w:val="243240"/>
+                <w:sz w:val="18"/>
+                <w:szCs w:val="18"/>
+              </w:rPr>
+              <w:t xml:space="preserve">rightMotor.setVelocity(50, percent);</w:t>
+            </w:r>
+          </w:p>
+          <w:p>
+            <w:pPr>
+              <w:spacing w:after="0" w:before="0" w:line="238"/>
+            </w:pPr>
+            <w:r>
+              <w:rPr>
+                <w:rFonts w:ascii="Consolas" w:cs="Consolas" w:eastAsia="Consolas" w:hAnsi="Consolas"/>
+                <w:b w:val="false"/>
+                <w:bCs w:val="false"/>
+                <w:i w:val="false"/>
+                <w:iCs w:val="false"/>
+                <w:color w:val="243240"/>
+                <w:sz w:val="18"/>
+                <w:szCs w:val="18"/>
+              </w:rPr>
+              <w:t xml:space="preserve">leftMotor.spin(forward);</w:t>
+            </w:r>
+          </w:p>
+          <w:p>
+            <w:pPr>
+              <w:spacing w:after="0" w:before="0" w:line="238"/>
+            </w:pPr>
+            <w:r>
+              <w:rPr>
+                <w:rFonts w:ascii="Consolas" w:cs="Consolas" w:eastAsia="Consolas" w:hAnsi="Consolas"/>
+                <w:b w:val="false"/>
+                <w:bCs w:val="false"/>
+                <w:i w:val="false"/>
+                <w:iCs w:val="false"/>
+                <w:color w:val="243240"/>
+                <w:sz w:val="18"/>
+                <w:szCs w:val="18"/>
+              </w:rPr>
+              <w:t xml:space="preserve">rightMotor.spin(forward);</w:t>
+            </w:r>
+          </w:p>
+          <w:p>
+            <w:pPr>
+              <w:spacing w:after="0" w:before="0" w:line="238"/>
+            </w:pPr>
+            <w:r>
+              <w:rPr>
+                <w:rFonts w:ascii="Consolas" w:cs="Consolas" w:eastAsia="Consolas" w:hAnsi="Consolas"/>
+                <w:b w:val="false"/>
+                <w:bCs w:val="false"/>
+                <w:i w:val="false"/>
+                <w:iCs w:val="false"/>
+                <w:color w:val="243240"/>
+                <w:sz w:val="18"/>
+                <w:szCs w:val="18"/>
+              </w:rPr>
+              <w:t xml:space="preserve">wait(3, seconds);</w:t>
+            </w:r>
+          </w:p>
+          <w:p>
+            <w:pPr>
+              <w:spacing w:after="0" w:before="0" w:line="238"/>
+            </w:pPr>
+            <w:r>
+              <w:rPr>
+                <w:rFonts w:ascii="Consolas" w:cs="Consolas" w:eastAsia="Consolas" w:hAnsi="Consolas"/>
+                <w:b w:val="false"/>
+                <w:bCs w:val="false"/>
+                <w:i w:val="false"/>
+                <w:iCs w:val="false"/>
+                <w:color w:val="243240"/>
+                <w:sz w:val="18"/>
+                <w:szCs w:val="18"/>
+              </w:rPr>
+              <w:t xml:space="preserve">leftMotor.stop();</w:t>
+            </w:r>
+          </w:p>
+          <w:p>
+            <w:pPr>
+              <w:spacing w:after="0" w:before="0" w:line="238"/>
+            </w:pPr>
+            <w:r>
+              <w:rPr>
+                <w:rFonts w:ascii="Consolas" w:cs="Consolas" w:eastAsia="Consolas" w:hAnsi="Consolas"/>
+                <w:b w:val="false"/>
+                <w:bCs w:val="false"/>
+                <w:i w:val="false"/>
+                <w:iCs w:val="false"/>
+                <w:color w:val="243240"/>
+                <w:sz w:val="18"/>
+                <w:szCs w:val="18"/>
+              </w:rPr>
+              <w:t xml:space="preserve">rightMotor.stop();</w:t>
+            </w:r>
+          </w:p>
+        </w:tc>
+      </w:tr>
+    </w:tbl>
+    <w:p>
+      <w:pPr>
+        <w:spacing w:after="90" w:before="30" w:line="264"/>
+      </w:pPr>
+      <w:r>
+        <w:rPr>
+          <w:b/>
+          <w:bCs/>
+          <w:i w:val="false"/>
+          <w:iCs w:val="false"/>
+        </w:rPr>
+        <w:t xml:space="preserve">Now try:  </w:t>
+      </w:r>
+      <w:r>
+        <w:rPr>
+          <w:b w:val="false"/>
+          <w:bCs w:val="false"/>
+          <w:i w:val="false"/>
+          <w:iCs w:val="false"/>
+        </w:rPr>
+        <w:t xml:space="preserve">if it curves instead of driving straight, one side is faster or a wheel slips — even them out. Change both to reverse to back up. (Plug the second motor into Smart Port 6.)</w:t>
       </w:r>
     </w:p>
     <w:p>
